--- a/en/wisdom-stories/newtons-second-law.docx
+++ b/en/wisdom-stories/newtons-second-law.docx
@@ -4,92 +4,51 @@
   <w:body>
     <w:p>
       <w:pPr>
-        <w:spacing w:before="0" w:after="60"/>
-        <w:jc w:val="left"/>
+        <w:pStyle w:val="Title"/>
       </w:pPr>
       <w:r>
-        <w:rPr>
-          <w:rFonts w:ascii="Arial" w:hAnsi="Arial" w:eastAsia="Arial"/>
-          <w:i w:val="0"/>
-          <w:color w:val="000000"/>
-          <w:sz w:val="52"/>
-        </w:rPr>
-        <w:t>Newton's 2nd Law</w:t>
+        <w:t>Newton’s Second Law</w:t>
       </w:r>
     </w:p>
     <w:p>
       <w:pPr>
-        <w:jc w:val="left"/>
+        <w:keepNext/>
       </w:pPr>
       <w:r>
-        <w:rPr>
-          <w:rFonts w:ascii="Arial" w:hAnsi="Arial" w:eastAsia="Arial"/>
-          <w:i w:val="0"/>
-          <w:color w:val="000000"/>
-          <w:sz w:val="22"/>
-        </w:rPr>
-        <w:t>A physics teacher walks into the staff room after class and complains to his colleagues: "How stupid these students are! I explained Newton's 2nd Law to them three times, and finally I understood it myself, but they still didn't understand."</w:t>
+        <w:t>A physics teacher returned to the staff room after class. “These students are hopeless,” he complained. “I explained Newton’s second law three times. By the third time, even I understood it—but they still didn’t!”</w:t>
       </w:r>
     </w:p>
     <w:p>
       <w:pPr>
-        <w:pStyle w:val="Moral"/>
         <w:keepNext/>
         <w:keepLines/>
-        <w:widowControl/>
-        <w:spacing w:before="240" w:after="180" w:line="283" w:lineRule="auto"/>
-        <w:ind w:left="240" w:right="240"/>
-        <w:jc w:val="left"/>
-        <w:pBdr>
-          <w:top w:val="single" w:sz="8" w:space="7" w:color="E8D59A"/>
-          <w:left w:val="single" w:sz="32" w:space="11" w:color="C6A23A"/>
-          <w:bottom w:val="single" w:sz="8" w:space="7" w:color="E8D59A"/>
-          <w:right w:val="single" w:sz="8" w:space="11" w:color="E8D59A"/>
-        </w:pBdr>
-        <w:shd w:val="clear" w:color="auto" w:fill="FFF8E1"/>
+        <w:spacing w:before="160"/>
       </w:pPr>
       <w:r>
         <w:rPr>
-          <w:rFonts w:ascii="Arial" w:hAnsi="Arial" w:eastAsia="Arial" w:cs="Arial"/>
           <w:b/>
-          <w:i w:val="0"/>
-          <w:color w:val="9A7417"/>
-          <w:sz w:val="22"/>
         </w:rPr>
-        <w:t xml:space="preserve">Moral: </w:t>
+        <w:t>Moral:</w:t>
       </w:r>
       <w:r>
-        <w:rPr>
-          <w:rFonts w:ascii="Arial" w:hAnsi="Arial" w:eastAsia="Arial" w:cs="Arial"/>
-          <w:b w:val="0"/>
-          <w:i w:val="0"/>
-          <w:color w:val="3F3826"/>
-          <w:sz w:val="22"/>
-        </w:rPr>
-        <w:t>He who wants to teach someone else must first fully understand it himself. Explaining without understanding leads neither the teacher nor the learner to the same conclusion.</w:t>
+        <w:t xml:space="preserve"> Before teaching a subject, make sure you understand it yourself. Repetition alone cannot replace clarity.</w:t>
       </w:r>
     </w:p>
     <w:p>
       <w:pPr>
-        <w:keepLines/>
-        <w:widowControl/>
-        <w:spacing w:before="60" w:after="0" w:line="240" w:lineRule="auto"/>
-        <w:jc w:val="right"/>
+        <w:spacing w:after="80"/>
       </w:pPr>
       <w:r>
         <w:rPr>
-          <w:rFonts w:ascii="Arial" w:hAnsi="Arial" w:eastAsia="Arial" w:cs="Arial"/>
-          <w:b w:val="0"/>
           <w:i/>
-          <w:color w:val="8A7950"/>
-          <w:sz w:val="17"/>
+          <w:sz w:val="18"/>
         </w:rPr>
-        <w:t>The story was obtained from open Internet sources.</w:t>
+        <w:t>Source: Publicly available internet sources.</w:t>
       </w:r>
     </w:p>
     <w:sectPr>
       <w:pgSz w:w="12240" w:h="15840"/>
-      <w:pgMar w:top="1440" w:right="1440" w:bottom="1440" w:left="1440" w:header="708" w:footer="708" w:gutter="0"/>
+      <w:pgMar w:top="1080" w:right="1224" w:bottom="1080" w:left="1224" w:header="720" w:footer="720" w:gutter="0"/>
       <w:cols w:space="720"/>
       <w:docGrid w:linePitch="360"/>
     </w:sectPr>
@@ -461,12 +420,14 @@
     <w:qFormat/>
     <w:rsid w:val="00FC693F"/>
     <w:pPr>
-      <w:spacing w:before="0" w:after="160" w:line="276" w:lineRule="auto"/>
+      <w:widowControl/>
+      <w:spacing w:after="120" w:line="259" w:lineRule="auto"/>
     </w:pPr>
     <w:rPr>
-      <w:rFonts w:ascii="Arial" w:hAnsi="Arial" w:eastAsia="Arial"/>
+      <w:rFonts w:ascii="Arial" w:hAnsi="Arial"/>
       <w:color w:val="000000"/>
       <w:sz w:val="22"/>
+      <w:lang w:val="en-US"/>
     </w:rPr>
   </w:style>
   <w:style w:type="paragraph" w:styleId="Header">
@@ -810,18 +771,17 @@
     <w:qFormat/>
     <w:rsid w:val="00FC693F"/>
     <w:pPr>
-      <w:pBdr>
-        <w:bottom w:val="single" w:sz="8" w:space="4" w:color="4F81BD" w:themeColor="accent1"/>
-      </w:pBdr>
-      <w:spacing w:after="300" w:line="240" w:lineRule="auto"/>
+      <w:keepNext/>
+      <w:spacing w:after="280" w:line="240" w:lineRule="auto"/>
       <w:contextualSpacing/>
     </w:pPr>
     <w:rPr>
-      <w:rFonts w:asciiTheme="majorHAnsi" w:eastAsiaTheme="majorEastAsia" w:hAnsiTheme="majorHAnsi" w:cstheme="majorBidi"/>
-      <w:color w:val="17365D" w:themeColor="text2" w:themeShade="BF"/>
+      <w:rFonts w:asciiTheme="majorHAnsi" w:eastAsiaTheme="majorEastAsia" w:hAnsiTheme="majorHAnsi" w:cstheme="majorBidi" w:ascii="Arial" w:hAnsi="Arial"/>
+      <w:b/>
+      <w:color w:val="000000"/>
       <w:spacing w:val="5"/>
       <w:kern w:val="28"/>
-      <w:sz w:val="52"/>
+      <w:sz w:val="34"/>
       <w:szCs w:val="52"/>
     </w:rPr>
   </w:style>
@@ -1297,9 +1257,6 @@
     <w:qFormat/>
     <w:rsid w:val="00FC693F"/>
     <w:pPr>
-      <w:pBdr>
-        <w:bottom w:val="single" w:sz="4" w:space="4" w:color="4F81BD" w:themeColor="accent1"/>
-      </w:pBdr>
       <w:spacing w:before="200" w:after="280"/>
       <w:ind w:left="936" w:right="936"/>
     </w:pPr>
@@ -12150,18 +12107,6 @@
         <w:shd w:val="clear" w:color="auto" w:fill="FBCAA2" w:themeFill="accent6" w:themeFillTint="7F"/>
       </w:tcPr>
     </w:tblStylePr>
-  </w:style>
-  <w:style w:type="paragraph" w:customStyle="1" w:styleId="Moral">
-    <w:name w:val="Moral"/>
-    <w:basedOn w:val="Normal"/>
-    <w:pPr>
-      <w:spacing w:before="160" w:after="0" w:line="276" w:lineRule="auto"/>
-    </w:pPr>
-    <w:rPr>
-      <w:rFonts w:ascii="Arial" w:hAnsi="Arial" w:eastAsia="Arial"/>
-      <w:i/>
-      <w:sz w:val="22"/>
-    </w:rPr>
   </w:style>
 </w:styles>
 </file>

--- a/en/wisdom-stories/newtons-second-law.docx
+++ b/en/wisdom-stories/newtons-second-law.docx
@@ -15,7 +15,7 @@
         <w:keepNext/>
       </w:pPr>
       <w:r>
-        <w:t>A physics teacher returned to the staff room after class. “These students are hopeless,” he complained. “I explained Newton’s second law three times. By the third time, even I understood it—but they still didn’t!”</w:t>
+        <w:t>A physics teacher returned to the staff room after class. “How brainless these students are!” he complained to his colleagues. “I explained Newton’s second law three times. By the third time, even I understood it—but they still didn’t!”</w:t>
       </w:r>
     </w:p>
     <w:p>
@@ -28,11 +28,9 @@
         <w:rPr>
           <w:b/>
         </w:rPr>
-        <w:t>Moral:</w:t>
+        <w:t>Moral: Before teaching a subject, make sure you understand it yourself. Explaining something you do not understand helps neither the teacher nor the student.</w:t>
       </w:r>
-      <w:r>
-        <w:t xml:space="preserve"> Before teaching a subject, make sure you understand it yourself. Repetition alone cannot replace clarity.</w:t>
-      </w:r>
+      <w:r/>
     </w:p>
     <w:p>
       <w:pPr>
@@ -43,7 +41,7 @@
           <w:i/>
           <w:sz w:val="18"/>
         </w:rPr>
-        <w:t>Source: Publicly available internet sources.</w:t>
+        <w:t>Stories are taken from open Internet sources; illustrations were created with AI.</w:t>
       </w:r>
     </w:p>
     <w:sectPr>

--- a/en/wisdom-stories/newtons-second-law.docx
+++ b/en/wisdom-stories/newtons-second-law.docx
@@ -27,7 +27,7 @@
         <w:rPr>
           <w:lang/>
         </w:rPr>
-        <w:t>A physics teacher walks into the staffroom after a lesson and complains to his colleagues:</w:t>
+        <w:t xml:space="preserve">A physics teacher walks into the teachers’ lounge after a lesson and complains to his colleagues:</w:t>
       </w:r>
     </w:p>
     <w:p>
